--- a/src-v2/WordSolution.CmsV2.Infrastructure/Documents/Templates/content-block-default.docx
+++ b/src-v2/WordSolution.CmsV2.Infrastructure/Documents/Templates/content-block-default.docx
@@ -2,13 +2,7 @@
 <file path=word/document.xml><?xml version="1.0" encoding="utf-8"?>
 <w:document xmlns:wpc="http://schemas.microsoft.com/office/word/2010/wordprocessingCanvas" xmlns:cx="http://schemas.microsoft.com/office/drawing/2014/chartex" xmlns:cx1="http://schemas.microsoft.com/office/drawing/2015/9/8/chartex" xmlns:cx2="http://schemas.microsoft.com/office/drawing/2015/10/21/chartex" xmlns:cx3="http://schemas.microsoft.com/office/drawing/2016/5/9/chartex" xmlns:cx4="http://schemas.microsoft.com/office/drawing/2016/5/10/chartex" xmlns:cx5="http://schemas.microsoft.com/office/drawing/2016/5/11/chartex" xmlns:cx6="http://schemas.microsoft.com/office/drawing/2016/5/12/chartex" xmlns:cx7="http://schemas.microsoft.com/office/drawing/2016/5/13/chartex" xmlns:cx8="http://schemas.microsoft.com/office/drawing/2016/5/14/chartex" xmlns:mc="http://schemas.openxmlformats.org/markup-compatibility/2006" xmlns:aink="http://schemas.microsoft.com/office/drawing/2016/ink" xmlns:am3d="http://schemas.microsoft.com/office/drawing/2017/model3d" xmlns:o="urn:schemas-microsoft-com:office:office" xmlns:oel="http://schemas.microsoft.com/office/2019/extlst" xmlns:r="http://schemas.openxmlformats.org/officeDocument/2006/relationships" xmlns:m="http://schemas.openxmlformats.org/officeDocument/2006/math" xmlns:v="urn:schemas-microsoft-com:vml" xmlns:wp14="http://schemas.microsoft.com/office/word/2010/wordprocessingDrawing" xmlns:wp="http://schemas.openxmlformats.org/drawingml/2006/wordprocessingDrawing" xmlns:w10="urn:schemas-microsoft-com:office:word" xmlns:w="http://schemas.openxmlformats.org/wordprocessingml/2006/main" xmlns:w14="http://schemas.microsoft.com/office/word/2010/wordml" xmlns:w15="http://schemas.microsoft.com/office/word/2012/wordml" xmlns:w16cex="http://schemas.microsoft.com/office/word/2018/wordml/cex" xmlns:w16cid="http://schemas.microsoft.com/office/word/2016/wordml/cid" xmlns:w16="http://schemas.microsoft.com/office/word/2018/wordml" xmlns:w16du="http://schemas.microsoft.com/office/word/2023/wordml/word16du" xmlns:w16sdtdh="http://schemas.microsoft.com/office/word/2020/wordml/sdtdatahash" xmlns:w16sdtfl="http://schemas.microsoft.com/office/word/2024/wordml/sdtformatlock" xmlns:w16se="http://schemas.microsoft.com/office/word/2015/wordml/symex" xmlns:wpg="http://schemas.microsoft.com/office/word/2010/wordprocessingGroup" xmlns:wpi="http://schemas.microsoft.com/office/word/2010/wordprocessingInk" xmlns:wne="http://schemas.microsoft.com/office/word/2006/wordml" xmlns:wps="http://schemas.microsoft.com/office/word/2010/wordprocessingShape" mc:Ignorable="w14 w15 w16se w16cid w16 w16cex w16sdtdh w16sdtfl w16du wp14">
   <w:body>
-    <w:p>
-      <w:pPr>
-        <w:rPr>
-          <w:rFonts w:hint="eastAsia"/>
-        </w:rPr>
-      </w:pPr>
-    </w:p>
+    <w:p/>
     <w:sectPr>
       <w:footerReference w:type="default" r:id="rId8"/>
       <w:pgSz w:w="11906" w:h="16838" w:code="9"/>
@@ -1152,6 +1146,131 @@
       <w:szCs w:val="32"/>
     </w:rPr>
   </w:style>
+  <w:style w:type="paragraph" w:styleId="4">
+    <w:name w:val="heading 4"/>
+    <w:basedOn w:val="a6"/>
+    <w:next w:val="a6"/>
+    <w:link w:val="40"/>
+    <w:semiHidden/>
+    <w:unhideWhenUsed/>
+    <w:qFormat/>
+    <w:rsid w:val="00851607"/>
+    <w:pPr>
+      <w:keepNext/>
+      <w:keepLines/>
+      <w:spacing w:before="80" w:after="40"/>
+      <w:outlineLvl w:val="3"/>
+    </w:pPr>
+    <w:rPr>
+      <w:rFonts w:asciiTheme="minorHAnsi" w:hAnsiTheme="minorHAnsi" w:cstheme="majorBidi"/>
+      <w:color w:val="2D53A0" w:themeColor="accent1" w:themeShade="BF"/>
+      <w:sz w:val="28"/>
+      <w:szCs w:val="28"/>
+    </w:rPr>
+  </w:style>
+  <w:style w:type="paragraph" w:styleId="5">
+    <w:name w:val="heading 5"/>
+    <w:basedOn w:val="a6"/>
+    <w:next w:val="a6"/>
+    <w:link w:val="50"/>
+    <w:semiHidden/>
+    <w:unhideWhenUsed/>
+    <w:qFormat/>
+    <w:rsid w:val="00851607"/>
+    <w:pPr>
+      <w:keepNext/>
+      <w:keepLines/>
+      <w:spacing w:before="80" w:after="40"/>
+      <w:outlineLvl w:val="4"/>
+    </w:pPr>
+    <w:rPr>
+      <w:rFonts w:asciiTheme="minorHAnsi" w:hAnsiTheme="minorHAnsi" w:cstheme="majorBidi"/>
+      <w:color w:val="2D53A0" w:themeColor="accent1" w:themeShade="BF"/>
+      <w:sz w:val="24"/>
+    </w:rPr>
+  </w:style>
+  <w:style w:type="paragraph" w:styleId="6">
+    <w:name w:val="heading 6"/>
+    <w:basedOn w:val="a6"/>
+    <w:next w:val="a6"/>
+    <w:link w:val="60"/>
+    <w:semiHidden/>
+    <w:unhideWhenUsed/>
+    <w:qFormat/>
+    <w:rsid w:val="00851607"/>
+    <w:pPr>
+      <w:keepNext/>
+      <w:keepLines/>
+      <w:spacing w:before="40"/>
+      <w:outlineLvl w:val="5"/>
+    </w:pPr>
+    <w:rPr>
+      <w:rFonts w:asciiTheme="minorHAnsi" w:hAnsiTheme="minorHAnsi" w:cstheme="majorBidi"/>
+      <w:b/>
+      <w:bCs/>
+      <w:color w:val="2D53A0" w:themeColor="accent1" w:themeShade="BF"/>
+    </w:rPr>
+  </w:style>
+  <w:style w:type="paragraph" w:styleId="7">
+    <w:name w:val="heading 7"/>
+    <w:basedOn w:val="a6"/>
+    <w:next w:val="a6"/>
+    <w:link w:val="70"/>
+    <w:semiHidden/>
+    <w:unhideWhenUsed/>
+    <w:qFormat/>
+    <w:rsid w:val="00851607"/>
+    <w:pPr>
+      <w:keepNext/>
+      <w:keepLines/>
+      <w:spacing w:before="40"/>
+      <w:outlineLvl w:val="6"/>
+    </w:pPr>
+    <w:rPr>
+      <w:rFonts w:asciiTheme="minorHAnsi" w:hAnsiTheme="minorHAnsi" w:cstheme="majorBidi"/>
+      <w:b/>
+      <w:bCs/>
+      <w:color w:val="595959" w:themeColor="text1" w:themeTint="A6"/>
+    </w:rPr>
+  </w:style>
+  <w:style w:type="paragraph" w:styleId="8">
+    <w:name w:val="heading 8"/>
+    <w:basedOn w:val="a6"/>
+    <w:next w:val="a6"/>
+    <w:link w:val="80"/>
+    <w:semiHidden/>
+    <w:unhideWhenUsed/>
+    <w:qFormat/>
+    <w:rsid w:val="00851607"/>
+    <w:pPr>
+      <w:keepNext/>
+      <w:keepLines/>
+      <w:outlineLvl w:val="7"/>
+    </w:pPr>
+    <w:rPr>
+      <w:rFonts w:asciiTheme="minorHAnsi" w:hAnsiTheme="minorHAnsi" w:cstheme="majorBidi"/>
+      <w:color w:val="595959" w:themeColor="text1" w:themeTint="A6"/>
+    </w:rPr>
+  </w:style>
+  <w:style w:type="paragraph" w:styleId="9">
+    <w:name w:val="heading 9"/>
+    <w:basedOn w:val="a6"/>
+    <w:next w:val="a6"/>
+    <w:link w:val="90"/>
+    <w:semiHidden/>
+    <w:unhideWhenUsed/>
+    <w:qFormat/>
+    <w:rsid w:val="00851607"/>
+    <w:pPr>
+      <w:keepNext/>
+      <w:keepLines/>
+      <w:outlineLvl w:val="8"/>
+    </w:pPr>
+    <w:rPr>
+      <w:rFonts w:asciiTheme="minorHAnsi" w:eastAsiaTheme="majorEastAsia" w:hAnsiTheme="minorHAnsi" w:cstheme="majorBidi"/>
+      <w:color w:val="595959" w:themeColor="text1" w:themeTint="A6"/>
+    </w:rPr>
+  </w:style>
   <w:style w:type="character" w:default="1" w:styleId="a7">
     <w:name w:val="Default Paragraph Font"/>
     <w:uiPriority w:val="1"/>
@@ -1335,16 +1454,6 @@
       <w:szCs w:val="24"/>
     </w:rPr>
   </w:style>
-  <w:style w:type="paragraph" w:customStyle="1" w:styleId="11">
-    <w:name w:val="标题1"/>
-    <w:basedOn w:val="a6"/>
-    <w:rsid w:val="00E11DCA"/>
-  </w:style>
-  <w:style w:type="paragraph" w:customStyle="1" w:styleId="21">
-    <w:name w:val="标题2"/>
-    <w:basedOn w:val="a6"/>
-    <w:rsid w:val="00E11DCA"/>
-  </w:style>
   <w:style w:type="paragraph" w:customStyle="1" w:styleId="a1">
     <w:name w:val="例题"/>
     <w:next w:val="a6"/>
@@ -1455,23 +1564,6 @@
     </w:pPr>
     <w:rPr>
       <w:color w:val="4874CB" w:themeColor="accent1"/>
-    </w:rPr>
-  </w:style>
-  <w:style w:type="paragraph" w:customStyle="1" w:styleId="af3">
-    <w:name w:val="提升变式"/>
-    <w:basedOn w:val="a1"/>
-    <w:next w:val="a6"/>
-    <w:qFormat/>
-    <w:rsid w:val="00EE36E7"/>
-    <w:pPr>
-      <w:tabs>
-        <w:tab w:val="left" w:pos="3544"/>
-      </w:tabs>
-      <w:snapToGrid w:val="0"/>
-      <w:spacing w:line="360" w:lineRule="auto"/>
-    </w:pPr>
-    <w:rPr>
-      <w:rFonts w:ascii="Times New Roman" w:hAnsi="Times New Roman" w:cs="Times New Roman"/>
     </w:rPr>
   </w:style>
   <w:style w:type="paragraph" w:customStyle="1" w:styleId="a2">
@@ -1509,7 +1601,7 @@
       <w:spacing w:before="156"/>
     </w:pPr>
   </w:style>
-  <w:style w:type="character" w:customStyle="1" w:styleId="af4">
+  <w:style w:type="character" w:customStyle="1" w:styleId="af3">
     <w:name w:val="标签"/>
     <w:basedOn w:val="a7"/>
     <w:uiPriority w:val="1"/>
@@ -1517,6 +1609,246 @@
     <w:rPr>
       <w:rFonts w:eastAsia="华文行楷"/>
       <w:color w:val="FF33CC"/>
+    </w:rPr>
+  </w:style>
+  <w:style w:type="paragraph" w:customStyle="1" w:styleId="af4">
+    <w:name w:val="解析"/>
+    <w:basedOn w:val="af1"/>
+    <w:qFormat/>
+    <w:rsid w:val="00FC1A32"/>
+  </w:style>
+  <w:style w:type="character" w:customStyle="1" w:styleId="40">
+    <w:name w:val="标题 4 字符"/>
+    <w:basedOn w:val="a7"/>
+    <w:link w:val="4"/>
+    <w:semiHidden/>
+    <w:rsid w:val="00851607"/>
+    <w:rPr>
+      <w:rFonts w:cstheme="majorBidi"/>
+      <w:color w:val="2D53A0" w:themeColor="accent1" w:themeShade="BF"/>
+      <w:kern w:val="2"/>
+      <w:sz w:val="28"/>
+      <w:szCs w:val="28"/>
+    </w:rPr>
+  </w:style>
+  <w:style w:type="character" w:customStyle="1" w:styleId="50">
+    <w:name w:val="标题 5 字符"/>
+    <w:basedOn w:val="a7"/>
+    <w:link w:val="5"/>
+    <w:semiHidden/>
+    <w:rsid w:val="00851607"/>
+    <w:rPr>
+      <w:rFonts w:cstheme="majorBidi"/>
+      <w:color w:val="2D53A0" w:themeColor="accent1" w:themeShade="BF"/>
+      <w:kern w:val="2"/>
+      <w:sz w:val="24"/>
+      <w:szCs w:val="24"/>
+    </w:rPr>
+  </w:style>
+  <w:style w:type="character" w:customStyle="1" w:styleId="60">
+    <w:name w:val="标题 6 字符"/>
+    <w:basedOn w:val="a7"/>
+    <w:link w:val="6"/>
+    <w:semiHidden/>
+    <w:rsid w:val="00851607"/>
+    <w:rPr>
+      <w:rFonts w:cstheme="majorBidi"/>
+      <w:b/>
+      <w:bCs/>
+      <w:color w:val="2D53A0" w:themeColor="accent1" w:themeShade="BF"/>
+      <w:kern w:val="2"/>
+      <w:sz w:val="21"/>
+      <w:szCs w:val="24"/>
+    </w:rPr>
+  </w:style>
+  <w:style w:type="character" w:customStyle="1" w:styleId="70">
+    <w:name w:val="标题 7 字符"/>
+    <w:basedOn w:val="a7"/>
+    <w:link w:val="7"/>
+    <w:semiHidden/>
+    <w:rsid w:val="00851607"/>
+    <w:rPr>
+      <w:rFonts w:cstheme="majorBidi"/>
+      <w:b/>
+      <w:bCs/>
+      <w:color w:val="595959" w:themeColor="text1" w:themeTint="A6"/>
+      <w:kern w:val="2"/>
+      <w:sz w:val="21"/>
+      <w:szCs w:val="24"/>
+    </w:rPr>
+  </w:style>
+  <w:style w:type="character" w:customStyle="1" w:styleId="80">
+    <w:name w:val="标题 8 字符"/>
+    <w:basedOn w:val="a7"/>
+    <w:link w:val="8"/>
+    <w:semiHidden/>
+    <w:rsid w:val="00851607"/>
+    <w:rPr>
+      <w:rFonts w:cstheme="majorBidi"/>
+      <w:color w:val="595959" w:themeColor="text1" w:themeTint="A6"/>
+      <w:kern w:val="2"/>
+      <w:sz w:val="21"/>
+      <w:szCs w:val="24"/>
+    </w:rPr>
+  </w:style>
+  <w:style w:type="character" w:customStyle="1" w:styleId="90">
+    <w:name w:val="标题 9 字符"/>
+    <w:basedOn w:val="a7"/>
+    <w:link w:val="9"/>
+    <w:semiHidden/>
+    <w:rsid w:val="00851607"/>
+    <w:rPr>
+      <w:rFonts w:eastAsiaTheme="majorEastAsia" w:cstheme="majorBidi"/>
+      <w:color w:val="595959" w:themeColor="text1" w:themeTint="A6"/>
+      <w:kern w:val="2"/>
+      <w:sz w:val="21"/>
+      <w:szCs w:val="24"/>
+    </w:rPr>
+  </w:style>
+  <w:style w:type="paragraph" w:styleId="af5">
+    <w:name w:val="Subtitle"/>
+    <w:basedOn w:val="a6"/>
+    <w:next w:val="a6"/>
+    <w:link w:val="af6"/>
+    <w:semiHidden/>
+    <w:unhideWhenUsed/>
+    <w:qFormat/>
+    <w:rsid w:val="00851607"/>
+    <w:pPr>
+      <w:numPr>
+        <w:ilvl w:val="1"/>
+      </w:numPr>
+      <w:spacing w:after="160"/>
+      <w:jc w:val="center"/>
+    </w:pPr>
+    <w:rPr>
+      <w:rFonts w:asciiTheme="majorHAnsi" w:eastAsiaTheme="majorEastAsia" w:hAnsiTheme="majorHAnsi" w:cstheme="majorBidi"/>
+      <w:color w:val="595959" w:themeColor="text1" w:themeTint="A6"/>
+      <w:spacing w:val="15"/>
+      <w:sz w:val="28"/>
+      <w:szCs w:val="28"/>
+    </w:rPr>
+  </w:style>
+  <w:style w:type="character" w:customStyle="1" w:styleId="af6">
+    <w:name w:val="副标题 字符"/>
+    <w:basedOn w:val="a7"/>
+    <w:link w:val="af5"/>
+    <w:semiHidden/>
+    <w:rsid w:val="00851607"/>
+    <w:rPr>
+      <w:rFonts w:asciiTheme="majorHAnsi" w:eastAsiaTheme="majorEastAsia" w:hAnsiTheme="majorHAnsi" w:cstheme="majorBidi"/>
+      <w:color w:val="595959" w:themeColor="text1" w:themeTint="A6"/>
+      <w:spacing w:val="15"/>
+      <w:kern w:val="2"/>
+      <w:sz w:val="28"/>
+      <w:szCs w:val="28"/>
+    </w:rPr>
+  </w:style>
+  <w:style w:type="paragraph" w:styleId="af7">
+    <w:name w:val="Quote"/>
+    <w:basedOn w:val="a6"/>
+    <w:next w:val="a6"/>
+    <w:link w:val="af8"/>
+    <w:uiPriority w:val="99"/>
+    <w:semiHidden/>
+    <w:unhideWhenUsed/>
+    <w:rsid w:val="00851607"/>
+    <w:pPr>
+      <w:spacing w:before="160" w:after="160"/>
+      <w:jc w:val="center"/>
+    </w:pPr>
+    <w:rPr>
+      <w:i/>
+      <w:iCs/>
+      <w:color w:val="404040" w:themeColor="text1" w:themeTint="BF"/>
+    </w:rPr>
+  </w:style>
+  <w:style w:type="character" w:customStyle="1" w:styleId="af8">
+    <w:name w:val="引用 字符"/>
+    <w:basedOn w:val="a7"/>
+    <w:link w:val="af7"/>
+    <w:uiPriority w:val="99"/>
+    <w:semiHidden/>
+    <w:rsid w:val="00851607"/>
+    <w:rPr>
+      <w:rFonts w:ascii="Times New Roman" w:hAnsi="Times New Roman"/>
+      <w:i/>
+      <w:iCs/>
+      <w:color w:val="404040" w:themeColor="text1" w:themeTint="BF"/>
+      <w:kern w:val="2"/>
+      <w:sz w:val="21"/>
+      <w:szCs w:val="24"/>
+    </w:rPr>
+  </w:style>
+  <w:style w:type="character" w:styleId="af9">
+    <w:name w:val="Intense Emphasis"/>
+    <w:basedOn w:val="a7"/>
+    <w:uiPriority w:val="21"/>
+    <w:semiHidden/>
+    <w:unhideWhenUsed/>
+    <w:qFormat/>
+    <w:rsid w:val="00851607"/>
+    <w:rPr>
+      <w:i/>
+      <w:iCs/>
+      <w:color w:val="2D53A0" w:themeColor="accent1" w:themeShade="BF"/>
+    </w:rPr>
+  </w:style>
+  <w:style w:type="paragraph" w:styleId="afa">
+    <w:name w:val="Intense Quote"/>
+    <w:basedOn w:val="a6"/>
+    <w:next w:val="a6"/>
+    <w:link w:val="afb"/>
+    <w:uiPriority w:val="99"/>
+    <w:semiHidden/>
+    <w:unhideWhenUsed/>
+    <w:rsid w:val="00851607"/>
+    <w:pPr>
+      <w:pBdr>
+        <w:top w:val="single" w:sz="4" w:space="10" w:color="2D53A0" w:themeColor="accent1" w:themeShade="BF"/>
+        <w:bottom w:val="single" w:sz="4" w:space="10" w:color="2D53A0" w:themeColor="accent1" w:themeShade="BF"/>
+      </w:pBdr>
+      <w:spacing w:before="360" w:after="360"/>
+      <w:ind w:left="864" w:right="864"/>
+      <w:jc w:val="center"/>
+    </w:pPr>
+    <w:rPr>
+      <w:i/>
+      <w:iCs/>
+      <w:color w:val="2D53A0" w:themeColor="accent1" w:themeShade="BF"/>
+    </w:rPr>
+  </w:style>
+  <w:style w:type="character" w:customStyle="1" w:styleId="afb">
+    <w:name w:val="明显引用 字符"/>
+    <w:basedOn w:val="a7"/>
+    <w:link w:val="afa"/>
+    <w:uiPriority w:val="99"/>
+    <w:semiHidden/>
+    <w:rsid w:val="00851607"/>
+    <w:rPr>
+      <w:rFonts w:ascii="Times New Roman" w:hAnsi="Times New Roman"/>
+      <w:i/>
+      <w:iCs/>
+      <w:color w:val="2D53A0" w:themeColor="accent1" w:themeShade="BF"/>
+      <w:kern w:val="2"/>
+      <w:sz w:val="21"/>
+      <w:szCs w:val="24"/>
+    </w:rPr>
+  </w:style>
+  <w:style w:type="character" w:styleId="afc">
+    <w:name w:val="Intense Reference"/>
+    <w:basedOn w:val="a7"/>
+    <w:uiPriority w:val="32"/>
+    <w:semiHidden/>
+    <w:unhideWhenUsed/>
+    <w:qFormat/>
+    <w:rsid w:val="00851607"/>
+    <w:rPr>
+      <w:b/>
+      <w:bCs/>
+      <w:smallCaps/>
+      <w:color w:val="2D53A0" w:themeColor="accent1" w:themeShade="BF"/>
+      <w:spacing w:val="5"/>
     </w:rPr>
   </w:style>
 </w:styles>
